--- a/Review-Protokoll.docx
+++ b/Review-Protokoll.docx
@@ -132,8 +132,6 @@
       </w:r>
       <w:r>
         <w:tab/>
-      </w:r>
-      <w:r>
         <w:t>.............................................</w:t>
       </w:r>
     </w:p>
@@ -153,8 +151,6 @@
       </w:r>
       <w:r>
         <w:tab/>
-      </w:r>
-      <w:r>
         <w:t>.............................................</w:t>
       </w:r>
     </w:p>
@@ -293,6 +289,45 @@
       <w:r>
         <w:t>.</w:t>
       </w:r>
+    </w:p>
+    <w:p>
+      <w:pPr>
+        <w:pStyle w:val="TextkrperohneEinrckung"/>
+        <w:numPr>
+          <w:ilvl w:val="0"/>
+          <w:numId w:val="0"/>
+        </w:numPr>
+      </w:pPr>
+    </w:p>
+    <w:p>
+      <w:pPr>
+        <w:pStyle w:val="TextkrperohneEinrckung"/>
+        <w:numPr>
+          <w:ilvl w:val="0"/>
+          <w:numId w:val="0"/>
+        </w:numPr>
+      </w:pPr>
+    </w:p>
+    <w:p>
+      <w:pPr>
+        <w:pStyle w:val="TextkrperohneEinrckung"/>
+        <w:numPr>
+          <w:ilvl w:val="0"/>
+          <w:numId w:val="0"/>
+        </w:numPr>
+      </w:pPr>
+      <w:r>
+        <w:t>Spezifikation wurde in diesem Umfang akzeptiert mit kleinen Änderungen. Es wurde angemerkt, dass die Fehler, die aufgefallen sind für Vollständigkeit noch korrigiert werden sollen. Die Hauptfehler sind alle nicht kritisch würden aber zu Punktabzug (im realen Kontext: Unklarheiten, Missverständnisse) führen.</w:t>
+      </w:r>
+    </w:p>
+    <w:p>
+      <w:pPr>
+        <w:pStyle w:val="TextkrperohneEinrckung"/>
+        <w:numPr>
+          <w:ilvl w:val="0"/>
+          <w:numId w:val="0"/>
+        </w:numPr>
+      </w:pPr>
     </w:p>
     <w:p>
       <w:pPr>
@@ -573,40 +608,101 @@
           </w:tcPr>
           <w:p>
             <w:r>
-              <w:lastRenderedPageBreak/>
               <w:t xml:space="preserve"> </w:t>
             </w:r>
-          </w:p>
-          <w:p/>
-          <w:p/>
-          <w:p/>
-          <w:p/>
-          <w:p/>
-          <w:p/>
-          <w:p/>
-          <w:p/>
-          <w:p/>
-          <w:p/>
-          <w:p/>
-          <w:p/>
-          <w:p/>
-          <w:p/>
-          <w:p/>
-          <w:p/>
-          <w:p/>
-          <w:p/>
-          <w:p/>
-          <w:p/>
-          <w:p/>
-          <w:p/>
-          <w:p/>
-          <w:p/>
-          <w:p/>
-          <w:p/>
-          <w:p/>
-          <w:p/>
-          <w:p/>
-          <w:p/>
+            <w:r>
+              <w:t>1</w:t>
+            </w:r>
+          </w:p>
+          <w:p/>
+          <w:p/>
+          <w:p>
+            <w:r>
+              <w:t>2</w:t>
+            </w:r>
+          </w:p>
+          <w:p/>
+          <w:p>
+            <w:r>
+              <w:t>3</w:t>
+            </w:r>
+          </w:p>
+          <w:p/>
+          <w:p>
+            <w:r>
+              <w:t>4</w:t>
+            </w:r>
+          </w:p>
+          <w:p/>
+          <w:p/>
+          <w:p>
+            <w:r>
+              <w:t>5</w:t>
+            </w:r>
+          </w:p>
+          <w:p/>
+          <w:p/>
+          <w:p>
+            <w:r>
+              <w:t>6</w:t>
+            </w:r>
+          </w:p>
+          <w:p/>
+          <w:p>
+            <w:r>
+              <w:t>7</w:t>
+            </w:r>
+          </w:p>
+          <w:p/>
+          <w:p>
+            <w:r>
+              <w:t>8</w:t>
+            </w:r>
+          </w:p>
+          <w:p/>
+          <w:p>
+            <w:r>
+              <w:t>9</w:t>
+            </w:r>
+          </w:p>
+          <w:p/>
+          <w:p>
+            <w:r>
+              <w:t>10</w:t>
+            </w:r>
+          </w:p>
+          <w:p/>
+          <w:p/>
+          <w:p>
+            <w:r>
+              <w:t>11</w:t>
+            </w:r>
+          </w:p>
+          <w:p/>
+          <w:p>
+            <w:r>
+              <w:t>12</w:t>
+            </w:r>
+          </w:p>
+          <w:p/>
+          <w:p>
+            <w:r>
+              <w:t>13</w:t>
+            </w:r>
+          </w:p>
+          <w:p/>
+          <w:p/>
+          <w:p>
+            <w:r>
+              <w:t>14</w:t>
+            </w:r>
+          </w:p>
+          <w:p/>
+          <w:p>
+            <w:r>
+              <w:t>15</w:t>
+            </w:r>
+          </w:p>
           <w:p/>
         </w:tc>
         <w:tc>
@@ -617,7 +713,106 @@
               <w:bottom w:val="single" w:sz="1" w:space="0" w:color="000000"/>
             </w:tcBorders>
           </w:tcPr>
-          <w:p/>
+          <w:p>
+            <w:r>
+              <w:t>2.2</w:t>
+            </w:r>
+          </w:p>
+          <w:p/>
+          <w:p/>
+          <w:p>
+            <w:r>
+              <w:t>2.</w:t>
+            </w:r>
+            <w:r>
+              <w:t>2</w:t>
+            </w:r>
+          </w:p>
+          <w:p/>
+          <w:p>
+            <w:r>
+              <w:t>2.4.3</w:t>
+            </w:r>
+          </w:p>
+          <w:p/>
+          <w:p>
+            <w:r>
+              <w:t>2.4.5</w:t>
+            </w:r>
+          </w:p>
+          <w:p/>
+          <w:p/>
+          <w:p>
+            <w:r>
+              <w:t>2.6.2/.3</w:t>
+            </w:r>
+          </w:p>
+          <w:p/>
+          <w:p/>
+          <w:p>
+            <w:r>
+              <w:t>3.1</w:t>
+            </w:r>
+          </w:p>
+          <w:p/>
+          <w:p>
+            <w:r>
+              <w:t>3.1</w:t>
+            </w:r>
+          </w:p>
+          <w:p/>
+          <w:p>
+            <w:r>
+              <w:t>3.1</w:t>
+            </w:r>
+          </w:p>
+          <w:p/>
+          <w:p>
+            <w:r>
+              <w:t>3.2</w:t>
+            </w:r>
+          </w:p>
+          <w:p/>
+          <w:p>
+            <w:r>
+              <w:t>3.</w:t>
+            </w:r>
+            <w:r>
+              <w:t>3.1/ .5</w:t>
+            </w:r>
+          </w:p>
+          <w:p/>
+          <w:p/>
+          <w:p>
+            <w:r>
+              <w:t>3.8</w:t>
+            </w:r>
+          </w:p>
+          <w:p/>
+          <w:p>
+            <w:r>
+              <w:t>3.9.1</w:t>
+            </w:r>
+          </w:p>
+          <w:p/>
+          <w:p>
+            <w:r>
+              <w:t>4.3</w:t>
+            </w:r>
+          </w:p>
+          <w:p/>
+          <w:p/>
+          <w:p>
+            <w:r>
+              <w:t>4.3</w:t>
+            </w:r>
+          </w:p>
+          <w:p/>
+          <w:p>
+            <w:r>
+              <w:t>3.2</w:t>
+            </w:r>
+          </w:p>
         </w:tc>
         <w:tc>
           <w:tcPr>
@@ -627,7 +822,149 @@
               <w:bottom w:val="single" w:sz="1" w:space="0" w:color="000000"/>
             </w:tcBorders>
           </w:tcPr>
-          <w:p/>
+          <w:p>
+            <w:r>
+              <w:t xml:space="preserve">Sichtbarkeitsstufen – was gibt es? Undeutliche, inkonsistente Formulierung. </w:t>
+            </w:r>
+          </w:p>
+          <w:p/>
+          <w:p>
+            <w:r>
+              <w:t xml:space="preserve">Wie </w:t>
+            </w:r>
+            <w:r>
+              <w:t>ist Umfang definiert?</w:t>
+            </w:r>
+          </w:p>
+          <w:p/>
+          <w:p>
+            <w:r>
+              <w:t>Wiederholung, (lokale Verfügbarkeit)</w:t>
+            </w:r>
+          </w:p>
+          <w:p/>
+          <w:p>
+            <w:r>
+              <w:t>Deutlicheres ausformulieren der Fehlermeldungen. Vielleicht in einem Nebensatz erwähnen.</w:t>
+            </w:r>
+          </w:p>
+          <w:p/>
+          <w:p>
+            <w:r>
+              <w:t xml:space="preserve">Schwierigkeitsgrade per Default? Wäre </w:t>
+            </w:r>
+            <w:proofErr w:type="gramStart"/>
+            <w:r>
+              <w:t>ja blöd</w:t>
+            </w:r>
+            <w:proofErr w:type="gramEnd"/>
+            <w:r>
+              <w:t xml:space="preserve">…, vielleicht nochmal </w:t>
+            </w:r>
+            <w:proofErr w:type="gramStart"/>
+            <w:r>
+              <w:t>erwähnen</w:t>
+            </w:r>
+            <w:proofErr w:type="gramEnd"/>
+            <w:r>
+              <w:t xml:space="preserve"> wie das sich mit Änderungen verhält.</w:t>
+            </w:r>
+          </w:p>
+          <w:p/>
+          <w:p>
+            <w:r>
+              <w:t>Es soll auch halbe Punkte geben?!</w:t>
+            </w:r>
+          </w:p>
+          <w:p/>
+          <w:p>
+            <w:r>
+              <w:t xml:space="preserve">„Both“ – </w:t>
+            </w:r>
+            <w:proofErr w:type="gramStart"/>
+            <w:r>
+              <w:t>Erklärung?,</w:t>
+            </w:r>
+            <w:proofErr w:type="gramEnd"/>
+            <w:r>
+              <w:t xml:space="preserve"> vielleicht schon früher spezifizieren</w:t>
+            </w:r>
+          </w:p>
+          <w:p/>
+          <w:p>
+            <w:r>
+              <w:t>Generierung der Klaus</w:t>
+            </w:r>
+            <w:r>
+              <w:t>u</w:t>
+            </w:r>
+            <w:r>
+              <w:t>r – was passiert bei inkorrekter Auswahl</w:t>
+            </w:r>
+          </w:p>
+          <w:p/>
+          <w:p>
+            <w:r>
+              <w:t xml:space="preserve">„Generate </w:t>
+            </w:r>
+            <w:proofErr w:type="spellStart"/>
+            <w:r>
+              <w:t>new</w:t>
+            </w:r>
+            <w:proofErr w:type="spellEnd"/>
+            <w:r>
+              <w:t xml:space="preserve"> XML“ muss noch ergänzt werden</w:t>
+            </w:r>
+          </w:p>
+          <w:p/>
+          <w:p>
+            <w:r>
+              <w:t xml:space="preserve">Hervorhebung das tatsächlich auch alle Varianten gelöscht werden, bzw. alle </w:t>
+            </w:r>
+            <w:proofErr w:type="spellStart"/>
+            <w:r>
+              <w:t>Subtasks</w:t>
+            </w:r>
+            <w:proofErr w:type="spellEnd"/>
+            <w:r>
+              <w:t>…</w:t>
+            </w:r>
+          </w:p>
+          <w:p/>
+          <w:p>
+            <w:r>
+              <w:t>0,5er Punkte ermöglich</w:t>
+            </w:r>
+          </w:p>
+          <w:p/>
+          <w:p>
+            <w:r>
+              <w:t xml:space="preserve">Programmstart, </w:t>
+            </w:r>
+            <w:proofErr w:type="gramStart"/>
+            <w:r>
+              <w:t>XML Generierung</w:t>
+            </w:r>
+            <w:proofErr w:type="gramEnd"/>
+          </w:p>
+          <w:p/>
+          <w:p>
+            <w:r>
+              <w:t>Use-Cases – optisch die einzelnen Use-Casses im Dokument durch bspw. Linie oder so trennen, Dokument übersichtlicher machen</w:t>
+            </w:r>
+          </w:p>
+          <w:p/>
+          <w:p>
+            <w:r>
+              <w:t>Die Unterkapitel fangen mit 3. An!!!</w:t>
+            </w:r>
+          </w:p>
+          <w:p/>
+          <w:p>
+            <w:r>
+              <w:t>Hauptoberfläche, Titel der Abbildung fehlt</w:t>
+            </w:r>
+          </w:p>
         </w:tc>
         <w:tc>
           <w:tcPr>
@@ -638,7 +975,94 @@
               <w:right w:val="single" w:sz="1" w:space="0" w:color="000000"/>
             </w:tcBorders>
           </w:tcPr>
-          <w:p/>
+          <w:p>
+            <w:r>
+              <w:t>N</w:t>
+            </w:r>
+          </w:p>
+          <w:p/>
+          <w:p/>
+          <w:p>
+            <w:r>
+              <w:t>N</w:t>
+            </w:r>
+          </w:p>
+          <w:p/>
+          <w:p>
+            <w:r>
+              <w:t>N</w:t>
+            </w:r>
+          </w:p>
+          <w:p/>
+          <w:p>
+            <w:r>
+              <w:t>N</w:t>
+            </w:r>
+          </w:p>
+          <w:p/>
+          <w:p/>
+          <w:p>
+            <w:r>
+              <w:t>N</w:t>
+            </w:r>
+          </w:p>
+          <w:p/>
+          <w:p/>
+          <w:p>
+            <w:r>
+              <w:t>H</w:t>
+            </w:r>
+          </w:p>
+          <w:p>
+            <w:r>
+              <w:br/>
+              <w:t>N</w:t>
+            </w:r>
+          </w:p>
+          <w:p/>
+          <w:p>
+            <w:r>
+              <w:t>N-H</w:t>
+            </w:r>
+          </w:p>
+          <w:p/>
+          <w:p>
+            <w:r>
+              <w:t>K</w:t>
+            </w:r>
+          </w:p>
+          <w:p/>
+          <w:p>
+            <w:r>
+              <w:t>N</w:t>
+            </w:r>
+          </w:p>
+          <w:p/>
+          <w:p/>
+          <w:p>
+            <w:r>
+              <w:t>H</w:t>
+            </w:r>
+          </w:p>
+          <w:p/>
+          <w:p>
+            <w:r>
+              <w:t>N</w:t>
+            </w:r>
+          </w:p>
+          <w:p/>
+          <w:p>
+            <w:r>
+              <w:t>N</w:t>
+            </w:r>
+          </w:p>
+          <w:p/>
+          <w:p/>
+          <w:p>
+            <w:r>
+              <w:t>K</w:t>
+            </w:r>
+          </w:p>
         </w:tc>
       </w:tr>
     </w:tbl>
@@ -738,31 +1162,67 @@
               <w:bottom w:val="single" w:sz="1" w:space="0" w:color="000000"/>
             </w:tcBorders>
           </w:tcPr>
-          <w:p/>
-          <w:p/>
-          <w:p/>
-          <w:p/>
-          <w:p/>
-          <w:p/>
-          <w:p/>
-          <w:p/>
-          <w:p/>
-          <w:p/>
-          <w:p/>
-          <w:p/>
-          <w:p/>
-          <w:p/>
-          <w:p/>
-          <w:p/>
-          <w:p/>
-          <w:p/>
-          <w:p/>
-          <w:p/>
-          <w:p/>
-          <w:p/>
-          <w:p/>
-          <w:p/>
-          <w:p/>
+          <w:p>
+            <w:r>
+              <w:t>16</w:t>
+            </w:r>
+          </w:p>
+          <w:p/>
+          <w:p>
+            <w:r>
+              <w:t>17</w:t>
+            </w:r>
+          </w:p>
+          <w:p/>
+          <w:p>
+            <w:r>
+              <w:t>18</w:t>
+            </w:r>
+          </w:p>
+          <w:p/>
+          <w:p/>
+          <w:p>
+            <w:r>
+              <w:t>19</w:t>
+            </w:r>
+          </w:p>
+          <w:p/>
+          <w:p>
+            <w:r>
+              <w:t>20</w:t>
+            </w:r>
+          </w:p>
+          <w:p/>
+          <w:p/>
+          <w:p>
+            <w:r>
+              <w:t>21</w:t>
+            </w:r>
+          </w:p>
+          <w:p/>
+          <w:p>
+            <w:r>
+              <w:t>22</w:t>
+            </w:r>
+          </w:p>
+          <w:p/>
+          <w:p>
+            <w:r>
+              <w:t>23</w:t>
+            </w:r>
+          </w:p>
+          <w:p/>
+          <w:p>
+            <w:r>
+              <w:t>24</w:t>
+            </w:r>
+          </w:p>
+          <w:p/>
+          <w:p>
+            <w:r>
+              <w:t>25</w:t>
+            </w:r>
+          </w:p>
           <w:p/>
           <w:p/>
           <w:p/>
@@ -779,7 +1239,70 @@
               <w:bottom w:val="single" w:sz="1" w:space="0" w:color="000000"/>
             </w:tcBorders>
           </w:tcPr>
-          <w:p/>
+          <w:p>
+            <w:r>
+              <w:t>3.3</w:t>
+            </w:r>
+          </w:p>
+          <w:p/>
+          <w:p>
+            <w:r>
+              <w:t>4. (3.3.8)</w:t>
+            </w:r>
+          </w:p>
+          <w:p/>
+          <w:p>
+            <w:r>
+              <w:t>4. (3.3.9)</w:t>
+            </w:r>
+          </w:p>
+          <w:p/>
+          <w:p/>
+          <w:p>
+            <w:r>
+              <w:t>4. (3.3.11)</w:t>
+            </w:r>
+          </w:p>
+          <w:p/>
+          <w:p>
+            <w:r>
+              <w:t>4. (3.3.12)</w:t>
+            </w:r>
+          </w:p>
+          <w:p/>
+          <w:p/>
+          <w:p>
+            <w:r>
+              <w:t>4. (3.3.12)</w:t>
+            </w:r>
+          </w:p>
+          <w:p/>
+          <w:p>
+            <w:r>
+              <w:t>5.</w:t>
+            </w:r>
+            <w:r>
+              <w:t>1</w:t>
+            </w:r>
+          </w:p>
+          <w:p/>
+          <w:p>
+            <w:r>
+              <w:t>6</w:t>
+            </w:r>
+          </w:p>
+          <w:p/>
+          <w:p>
+            <w:r>
+              <w:t>6</w:t>
+            </w:r>
+          </w:p>
+          <w:p/>
+          <w:p>
+            <w:r>
+              <w:t>6</w:t>
+            </w:r>
+          </w:p>
         </w:tc>
         <w:tc>
           <w:tcPr>
@@ -789,7 +1312,96 @@
               <w:bottom w:val="single" w:sz="1" w:space="0" w:color="000000"/>
             </w:tcBorders>
           </w:tcPr>
-          <w:p/>
+          <w:p>
+            <w:r>
+              <w:t>Titel fängt mit „+“ an?</w:t>
+            </w:r>
+          </w:p>
+          <w:p/>
+          <w:p>
+            <w:proofErr w:type="spellStart"/>
+            <w:r>
+              <w:t>Subtask</w:t>
+            </w:r>
+            <w:proofErr w:type="spellEnd"/>
+            <w:r>
+              <w:t xml:space="preserve"> </w:t>
+            </w:r>
+            <w:proofErr w:type="spellStart"/>
+            <w:r>
+              <w:t>berarbeiten</w:t>
+            </w:r>
+            <w:proofErr w:type="spellEnd"/>
+            <w:r>
+              <w:t>, „Benutzer passt Parameter an“, bitte spezifizieren</w:t>
+            </w:r>
+          </w:p>
+          <w:p/>
+          <w:p>
+            <w:proofErr w:type="spellStart"/>
+            <w:r>
+              <w:t>Subtask</w:t>
+            </w:r>
+            <w:proofErr w:type="spellEnd"/>
+            <w:r>
+              <w:t xml:space="preserve"> löschen, Nachbedingung: es werden natürlich nur die darunter liegenden Varianten gelöscht und nicht generell alle Varianten</w:t>
+            </w:r>
+          </w:p>
+          <w:p/>
+          <w:p>
+            <w:r>
+              <w:t>Es gibt 2x 3.3.11</w:t>
+            </w:r>
+          </w:p>
+          <w:p/>
+          <w:p>
+            <w:r>
+              <w:t xml:space="preserve">0,5er Punktzahl, „Reihenfolge“ noch spezifizieren, was kann man ändern und </w:t>
+            </w:r>
+            <w:proofErr w:type="spellStart"/>
+            <w:r>
+              <w:t>vorallem</w:t>
+            </w:r>
+            <w:proofErr w:type="spellEnd"/>
+            <w:r>
+              <w:t xml:space="preserve"> auch wie. </w:t>
+            </w:r>
+          </w:p>
+          <w:p/>
+          <w:p>
+            <w:r>
+              <w:t>Wo ist der Ausgabe Ordner, vielleicht etwas klarer formulieren</w:t>
+            </w:r>
+          </w:p>
+          <w:p/>
+          <w:p>
+            <w:r>
+              <w:t>Wiederholung (lokale Applikation) wurde jetzt schon das 3. Mal erwähnt</w:t>
+            </w:r>
+          </w:p>
+          <w:p/>
+          <w:p>
+            <w:r>
+              <w:t>Begriffslexikon steht erst am Ende, generell egal aber nochmal überlegen</w:t>
+            </w:r>
+          </w:p>
+          <w:p/>
+          <w:p>
+            <w:proofErr w:type="spellStart"/>
+            <w:r>
+              <w:t>Difficulty</w:t>
+            </w:r>
+            <w:proofErr w:type="spellEnd"/>
+            <w:r>
+              <w:t xml:space="preserve"> fehlt im Lexikon</w:t>
+            </w:r>
+          </w:p>
+          <w:p/>
+          <w:p>
+            <w:r>
+              <w:t>Seiten Layout anpassen, Absätze korrekt setzen, Linien nochmal anpassen (Farbe, Fett, …)</w:t>
+            </w:r>
+          </w:p>
         </w:tc>
         <w:tc>
           <w:tcPr>
@@ -800,7 +1412,67 @@
               <w:right w:val="single" w:sz="1" w:space="0" w:color="000000"/>
             </w:tcBorders>
           </w:tcPr>
-          <w:p/>
+          <w:p>
+            <w:r>
+              <w:t>N</w:t>
+            </w:r>
+          </w:p>
+          <w:p/>
+          <w:p>
+            <w:r>
+              <w:t>N</w:t>
+            </w:r>
+          </w:p>
+          <w:p/>
+          <w:p>
+            <w:r>
+              <w:t>N-H</w:t>
+            </w:r>
+          </w:p>
+          <w:p/>
+          <w:p/>
+          <w:p>
+            <w:r>
+              <w:t>N</w:t>
+            </w:r>
+          </w:p>
+          <w:p/>
+          <w:p>
+            <w:r>
+              <w:t>H</w:t>
+            </w:r>
+          </w:p>
+          <w:p/>
+          <w:p/>
+          <w:p>
+            <w:r>
+              <w:t>N</w:t>
+            </w:r>
+          </w:p>
+          <w:p/>
+          <w:p>
+            <w:r>
+              <w:t>N</w:t>
+            </w:r>
+          </w:p>
+          <w:p/>
+          <w:p>
+            <w:r>
+              <w:t>N</w:t>
+            </w:r>
+          </w:p>
+          <w:p/>
+          <w:p>
+            <w:r>
+              <w:t>H</w:t>
+            </w:r>
+          </w:p>
+          <w:p/>
+          <w:p>
+            <w:r>
+              <w:t>N</w:t>
+            </w:r>
+          </w:p>
         </w:tc>
       </w:tr>
     </w:tbl>
